--- a/docs/Data-Driven-Decision-Making.docx
+++ b/docs/Data-Driven-Decision-Making.docx
@@ -137,7 +137,7 @@
         <w:t xml:space="preserve"> </w:t>
       </w:r>
       <w:r>
-        <w:t xml:space="preserve">taught in the Master of Accountancy at Tilburg University.</w:t>
+        <w:t xml:space="preserve">taught in the Master of Accountancy and Control at Tilburg University.</w:t>
       </w:r>
     </w:p>
     <w:p>
